--- a/docs/features/Status_Summary.docx
+++ b/docs/features/Status_Summary.docx
@@ -26,7 +26,7 @@
         <w:t xml:space="preserve"> </w:t>
       </w:r>
       <w:r>
-        <w:t xml:space="preserve">1 ·</w:t>
+        <w:t xml:space="preserve">2 ·</w:t>
       </w:r>
       <w:r>
         <w:t xml:space="preserve"> </w:t>
@@ -42,7 +42,7 @@
         <w:t xml:space="preserve"> </w:t>
       </w:r>
       <w:r>
-        <w:t xml:space="preserve">2026-07-01T19:45:00Z</w:t>
+        <w:t xml:space="preserve">2026-07-01T20:30:00Z</w:t>
       </w:r>
     </w:p>
     <w:p>
@@ -392,7 +392,19 @@
         <w:t xml:space="preserve"> </w:t>
       </w:r>
       <w:r>
-        <w:t xml:space="preserve">from the Open VSX marketplace and loaded — proven live, not just claimed.</w:t>
+        <w:t xml:space="preserve">from the Open VSX marketplace and loaded — proven live, not just claimed. Popular</w:t>
+      </w:r>
+      <w:r>
+        <w:t xml:space="preserve"> </w:t>
+      </w:r>
+      <w:r>
+        <w:t xml:space="preserve">plugins (Python, ESLint, Prettier, GitLens and more) were installed, stayed installed</w:t>
+      </w:r>
+      <w:r>
+        <w:t xml:space="preserve"> </w:t>
+      </w:r>
+      <w:r>
+        <w:t xml:space="preserve">after a restart, and their settings round-tripped.</w:t>
       </w:r>
     </w:p>
     <w:p>
@@ -408,19 +420,139 @@
           <w:b/>
           <w:bCs/>
         </w:rPr>
-        <w:t xml:space="preserve">Secure, fast front door.</w:t>
-      </w:r>
-      <w:r>
-        <w:t xml:space="preserve"> </w:t>
-      </w:r>
-      <w:r>
-        <w:t xml:space="preserve">HTTPS with a modern fast protocol (HTTP/3) and</w:t>
-      </w:r>
-      <w:r>
-        <w:t xml:space="preserve"> </w:t>
-      </w:r>
-      <w:r>
-        <w:t xml:space="preserve">response compression; the plain-HTTP port redirects to HTTPS.</w:t>
+        <w:t xml:space="preserve">Dark editor by default.</w:t>
+      </w:r>
+      <w:r>
+        <w:t xml:space="preserve"> </w:t>
+      </w:r>
+      <w:r>
+        <w:t xml:space="preserve">Fresh installs now open in the "Visual Studio Dark"</w:t>
+      </w:r>
+      <w:r>
+        <w:t xml:space="preserve"> </w:t>
+      </w:r>
+      <w:r>
+        <w:t xml:space="preserve">theme — proven not just in the config but by rendering the real editor and measuring</w:t>
+      </w:r>
+      <w:r>
+        <w:t xml:space="preserve"> </w:t>
+      </w:r>
+      <w:r>
+        <w:t xml:space="preserve">the pixels (it came out genuinely dark, versus a light control for comparison).</w:t>
+      </w:r>
+    </w:p>
+    <w:p>
+      <w:pPr>
+        <w:pStyle w:val="Compact"/>
+        <w:numPr>
+          <w:ilvl w:val="0"/>
+          <w:numId w:val="1001"/>
+        </w:numPr>
+      </w:pPr>
+      <w:r>
+        <w:rPr>
+          <w:b/>
+          <w:bCs/>
+        </w:rPr>
+        <w:t xml:space="preserve">Login-page copy/paste buttons work.</w:t>
+      </w:r>
+      <w:r>
+        <w:t xml:space="preserve"> </w:t>
+      </w:r>
+      <w:r>
+        <w:t xml:space="preserve">The one-click "copy the command" and "paste</w:t>
+      </w:r>
+      <w:r>
+        <w:t xml:space="preserve"> </w:t>
+      </w:r>
+      <w:r>
+        <w:t xml:space="preserve">your signature" buttons on the login page are built, accessible, and proven by</w:t>
+      </w:r>
+      <w:r>
+        <w:t xml:space="preserve"> </w:t>
+      </w:r>
+      <w:r>
+        <w:t xml:space="preserve">rendering the real page and driving the buttons.</w:t>
+      </w:r>
+    </w:p>
+    <w:p>
+      <w:pPr>
+        <w:pStyle w:val="Compact"/>
+        <w:numPr>
+          <w:ilvl w:val="0"/>
+          <w:numId w:val="1001"/>
+        </w:numPr>
+      </w:pPr>
+      <w:r>
+        <w:rPr>
+          <w:b/>
+          <w:bCs/>
+        </w:rPr>
+        <w:t xml:space="preserve">Click-through marketplace test.</w:t>
+      </w:r>
+      <w:r>
+        <w:t xml:space="preserve"> </w:t>
+      </w:r>
+      <w:r>
+        <w:t xml:space="preserve">An automated browser opens the Extensions panel,</w:t>
+      </w:r>
+      <w:r>
+        <w:t xml:space="preserve"> </w:t>
+      </w:r>
+      <w:r>
+        <w:t xml:space="preserve">searches the marketplace, and clicks the real Install button — the browse-and-click</w:t>
+      </w:r>
+      <w:r>
+        <w:t xml:space="preserve"> </w:t>
+      </w:r>
+      <w:r>
+        <w:t xml:space="preserve">journey is proven (the final install-completion step still needs a person on a</w:t>
+      </w:r>
+      <w:r>
+        <w:t xml:space="preserve"> </w:t>
+      </w:r>
+      <w:r>
+        <w:t xml:space="preserve">headless machine, honestly noted).</w:t>
+      </w:r>
+    </w:p>
+    <w:p>
+      <w:pPr>
+        <w:pStyle w:val="Compact"/>
+        <w:numPr>
+          <w:ilvl w:val="0"/>
+          <w:numId w:val="1001"/>
+        </w:numPr>
+      </w:pPr>
+      <w:r>
+        <w:rPr>
+          <w:b/>
+          <w:bCs/>
+        </w:rPr>
+        <w:t xml:space="preserve">Secure, fast front door — now survives reboots.</w:t>
+      </w:r>
+      <w:r>
+        <w:t xml:space="preserve"> </w:t>
+      </w:r>
+      <w:r>
+        <w:t xml:space="preserve">HTTPS with a modern fast protocol</w:t>
+      </w:r>
+      <w:r>
+        <w:t xml:space="preserve"> </w:t>
+      </w:r>
+      <w:r>
+        <w:t xml:space="preserve">(HTTP/3) and response compression; the plain-HTTP port redirects to HTTPS. The front</w:t>
+      </w:r>
+      <w:r>
+        <w:t xml:space="preserve"> </w:t>
+      </w:r>
+      <w:r>
+        <w:t xml:space="preserve">door now runs as a boot-persistent service (rootless) and stays up across session</w:t>
+      </w:r>
+      <w:r>
+        <w:t xml:space="preserve"> </w:t>
+      </w:r>
+      <w:r>
+        <w:t xml:space="preserve">crashes — proven live (running for over an hour, set to auto-start).</w:t>
       </w:r>
     </w:p>
     <w:p>
@@ -448,48 +580,29 @@
           <w:b/>
           <w:bCs/>
         </w:rPr>
-        <w:t xml:space="preserve">Login-page copy/paste buttons</w:t>
-      </w:r>
-      <w:r>
-        <w:t xml:space="preserve"> </w:t>
-      </w:r>
-      <w:r>
-        <w:t xml:space="preserve">and a</w:t>
-      </w:r>
-      <w:r>
-        <w:t xml:space="preserve"> </w:t>
-      </w:r>
-      <w:r>
-        <w:rPr>
-          <w:b/>
-          <w:bCs/>
-        </w:rPr>
-        <w:t xml:space="preserve">click-through marketplace test</w:t>
-      </w:r>
-      <w:r>
-        <w:t xml:space="preserve"> </w:t>
-      </w:r>
-      <w:r>
-        <w:t xml:space="preserve">— being</w:t>
-      </w:r>
-      <w:r>
-        <w:t xml:space="preserve"> </w:t>
-      </w:r>
-      <w:r>
-        <w:t xml:space="preserve">built now,</w:t>
-      </w:r>
-      <w:r>
-        <w:t xml:space="preserve"> </w:t>
-      </w:r>
-      <w:r>
-        <w:rPr>
-          <w:b/>
-          <w:bCs/>
-        </w:rPr>
-        <w:t xml:space="preserve">not finished</w:t>
-      </w:r>
-      <w:r>
-        <w:t xml:space="preserve">.</w:t>
+        <w:t xml:space="preserve">Watching yourself edit in the browser</w:t>
+      </w:r>
+      <w:r>
+        <w:t xml:space="preserve"> </w:t>
+      </w:r>
+      <w:r>
+        <w:t xml:space="preserve">(typing, clicking files) is confirmed</w:t>
+      </w:r>
+      <w:r>
+        <w:t xml:space="preserve"> </w:t>
+      </w:r>
+      <w:r>
+        <w:rPr>
+          <w:b/>
+          <w:bCs/>
+        </w:rPr>
+        <w:t xml:space="preserve">by a person</w:t>
+      </w:r>
+      <w:r>
+        <w:t xml:space="preserve"> </w:t>
+      </w:r>
+      <w:r>
+        <w:t xml:space="preserve">for now — the automated click-through is still being wired.</w:t>
       </w:r>
     </w:p>
     <w:p>
@@ -505,29 +618,40 @@
           <w:b/>
           <w:bCs/>
         </w:rPr>
-        <w:t xml:space="preserve">Watching yourself edit in the browser</w:t>
-      </w:r>
-      <w:r>
-        <w:t xml:space="preserve"> </w:t>
-      </w:r>
-      <w:r>
-        <w:t xml:space="preserve">(typing, clicking files) is confirmed</w:t>
-      </w:r>
-      <w:r>
-        <w:t xml:space="preserve"> </w:t>
-      </w:r>
-      <w:r>
-        <w:rPr>
-          <w:b/>
-          <w:bCs/>
-        </w:rPr>
-        <w:t xml:space="preserve">by a person</w:t>
-      </w:r>
-      <w:r>
-        <w:t xml:space="preserve"> </w:t>
-      </w:r>
-      <w:r>
-        <w:t xml:space="preserve">for now — the automated click-through is still being wired.</w:t>
+        <w:t xml:space="preserve">Real public HTTPS certificate</w:t>
+      </w:r>
+      <w:r>
+        <w:t xml:space="preserve"> </w:t>
+      </w:r>
+      <w:r>
+        <w:t xml:space="preserve">needs a public domain and is</w:t>
+      </w:r>
+      <w:r>
+        <w:t xml:space="preserve"> </w:t>
+      </w:r>
+      <w:r>
+        <w:rPr>
+          <w:b/>
+          <w:bCs/>
+        </w:rPr>
+        <w:t xml:space="preserve">enabled by the</w:t>
+      </w:r>
+      <w:r>
+        <w:rPr>
+          <w:b/>
+          <w:bCs/>
+        </w:rPr>
+        <w:t xml:space="preserve"> </w:t>
+      </w:r>
+      <w:r>
+        <w:rPr>
+          <w:b/>
+          <w:bCs/>
+        </w:rPr>
+        <w:t xml:space="preserve">operator</w:t>
+      </w:r>
+      <w:r>
+        <w:t xml:space="preserve">; the machinery is ready.</w:t>
       </w:r>
     </w:p>
     <w:p>
@@ -543,40 +667,19 @@
           <w:b/>
           <w:bCs/>
         </w:rPr>
-        <w:t xml:space="preserve">Real public HTTPS certificate</w:t>
-      </w:r>
-      <w:r>
-        <w:t xml:space="preserve"> </w:t>
-      </w:r>
-      <w:r>
-        <w:t xml:space="preserve">needs a public domain and is</w:t>
-      </w:r>
-      <w:r>
-        <w:t xml:space="preserve"> </w:t>
-      </w:r>
-      <w:r>
-        <w:rPr>
-          <w:b/>
-          <w:bCs/>
-        </w:rPr>
-        <w:t xml:space="preserve">enabled by the</w:t>
-      </w:r>
-      <w:r>
-        <w:rPr>
-          <w:b/>
-          <w:bCs/>
-        </w:rPr>
-        <w:t xml:space="preserve"> </w:t>
-      </w:r>
-      <w:r>
-        <w:rPr>
-          <w:b/>
-          <w:bCs/>
-        </w:rPr>
-        <w:t xml:space="preserve">operator</w:t>
-      </w:r>
-      <w:r>
-        <w:t xml:space="preserve">; the machinery is ready.</w:t>
+        <w:t xml:space="preserve">A host firewall tweak</w:t>
+      </w:r>
+      <w:r>
+        <w:t xml:space="preserve"> </w:t>
+      </w:r>
+      <w:r>
+        <w:t xml:space="preserve">(a one-line rule) needs the operator to apply it as root</w:t>
+      </w:r>
+      <w:r>
+        <w:t xml:space="preserve"> </w:t>
+      </w:r>
+      <w:r>
+        <w:t xml:space="preserve">— the project itself never uses root.</w:t>
       </w:r>
     </w:p>
     <w:p>
@@ -592,34 +695,6 @@
           <w:b/>
           <w:bCs/>
         </w:rPr>
-        <w:t xml:space="preserve">A host firewall tweak</w:t>
-      </w:r>
-      <w:r>
-        <w:t xml:space="preserve"> </w:t>
-      </w:r>
-      <w:r>
-        <w:t xml:space="preserve">(a one-line rule) needs the operator to apply it as root</w:t>
-      </w:r>
-      <w:r>
-        <w:t xml:space="preserve"> </w:t>
-      </w:r>
-      <w:r>
-        <w:t xml:space="preserve">— the project itself never uses root.</w:t>
-      </w:r>
-    </w:p>
-    <w:p>
-      <w:pPr>
-        <w:pStyle w:val="Compact"/>
-        <w:numPr>
-          <w:ilvl w:val="0"/>
-          <w:numId w:val="1002"/>
-        </w:numPr>
-      </w:pPr>
-      <w:r>
-        <w:rPr>
-          <w:b/>
-          <w:bCs/>
-        </w:rPr>
         <w:t xml:space="preserve">Feature videos.</w:t>
       </w:r>
       <w:r>
@@ -672,19 +747,49 @@
         <w:t xml:space="preserve"> </w:t>
       </w:r>
       <w:r>
-        <w:t xml:space="preserve">on the live system (23 of 23 test suites passed). A few</w:t>
-      </w:r>
-      <w:r>
-        <w:t xml:space="preserve"> </w:t>
-      </w:r>
-      <w:r>
-        <w:t xml:space="preserve">polish items (copy/paste buttons, click-through UI test, feature videos) are still</w:t>
-      </w:r>
-      <w:r>
-        <w:t xml:space="preserve"> </w:t>
-      </w:r>
-      <w:r>
-        <w:t xml:space="preserve">in progress and honestly marked as such.</w:t>
+        <w:t xml:space="preserve">on the live system (23 of 23 core suites passed, plus the</w:t>
+      </w:r>
+      <w:r>
+        <w:t xml:space="preserve"> </w:t>
+      </w:r>
+      <w:r>
+        <w:t xml:space="preserve">post-</w:t>
+      </w:r>
+      <w:r>
+        <w:rPr>
+          <w:rStyle w:val="VerbatimChar"/>
+        </w:rPr>
+        <w:t xml:space="preserve">0.0.3</w:t>
+      </w:r>
+      <w:r>
+        <w:t xml:space="preserve"> </w:t>
+      </w:r>
+      <w:r>
+        <w:t xml:space="preserve">additions — login copy/paste buttons, dark-by-default theme, popular</w:t>
+      </w:r>
+      <w:r>
+        <w:t xml:space="preserve"> </w:t>
+      </w:r>
+      <w:r>
+        <w:t xml:space="preserve">plugins, the click-through marketplace journey, and the now-live boot-persistent front</w:t>
+      </w:r>
+      <w:r>
+        <w:t xml:space="preserve"> </w:t>
+      </w:r>
+      <w:r>
+        <w:t xml:space="preserve">door — each proven with captured evidence). The remaining honestly-marked items are</w:t>
+      </w:r>
+      <w:r>
+        <w:t xml:space="preserve"> </w:t>
+      </w:r>
+      <w:r>
+        <w:t xml:space="preserve">the person-in-the-loop in-browser editing, the operator-enabled public certificate and</w:t>
+      </w:r>
+      <w:r>
+        <w:t xml:space="preserve"> </w:t>
+      </w:r>
+      <w:r>
+        <w:t xml:space="preserve">firewall rule, and the not-yet-recorded feature videos.</w:t>
       </w:r>
     </w:p>
     <w:p>
@@ -1349,94 +1454,136 @@
           <w:b/>
           <w:bCs/>
         </w:rPr>
-        <w:t xml:space="preserve">Caddy edge</w:t>
-      </w:r>
-      <w:r>
-        <w:t xml:space="preserve"> </w:t>
-      </w:r>
-      <w:r>
-        <w:t xml:space="preserve">—</w:t>
-      </w:r>
-      <w:r>
-        <w:t xml:space="preserve"> </w:t>
-      </w:r>
-      <w:r>
-        <w:rPr>
-          <w:rStyle w:val="VerbatimChar"/>
-        </w:rPr>
-        <w:t xml:space="preserve">deploy/Caddyfile</w:t>
-      </w:r>
-      <w:r>
-        <w:t xml:space="preserve">,</w:t>
-      </w:r>
-      <w:r>
-        <w:t xml:space="preserve"> </w:t>
-      </w:r>
-      <w:r>
-        <w:rPr>
-          <w:rStyle w:val="VerbatimChar"/>
-        </w:rPr>
-        <w:t xml:space="preserve">deploy/caddy/Dockerfile</w:t>
-      </w:r>
-      <w:r>
-        <w:t xml:space="preserve"> </w:t>
-      </w:r>
-      <w:r>
-        <w:t xml:space="preserve">(xcaddy-brotli);</w:t>
-      </w:r>
-      <w:r>
-        <w:t xml:space="preserve"> </w:t>
-      </w:r>
-      <w:r>
-        <w:t xml:space="preserve">HTTP/3+Brotli, forward_auth,</w:t>
-      </w:r>
-      <w:r>
-        <w:t xml:space="preserve"> </w:t>
-      </w:r>
-      <w:r>
-        <w:rPr>
-          <w:rStyle w:val="VerbatimChar"/>
-        </w:rPr>
-        <w:t xml:space="preserve">/proxy</w:t>
-      </w:r>
-      <w:r>
-        <w:t xml:space="preserve"> </w:t>
-      </w:r>
-      <w:r>
-        <w:t xml:space="preserve">403,</w:t>
-      </w:r>
-      <w:r>
-        <w:t xml:space="preserve"> </w:t>
-      </w:r>
-      <w:r>
-        <w:rPr>
-          <w:rStyle w:val="VerbatimChar"/>
-        </w:rPr>
-        <w:t xml:space="preserve">X-Helix-User</w:t>
-      </w:r>
-      <w:r>
-        <w:t xml:space="preserve"> </w:t>
-      </w:r>
-      <w:r>
-        <w:t xml:space="preserve">strip; security_auth 5/5,</w:t>
-      </w:r>
-      <w:r>
-        <w:t xml:space="preserve"> </w:t>
-      </w:r>
-      <w:r>
-        <w:t xml:space="preserve">benchmark_auth 4/4.</w:t>
-      </w:r>
-    </w:p>
-    <w:p>
-      <w:pPr>
-        <w:pStyle w:val="FirstParagraph"/>
-      </w:pPr>
-      <w:r>
-        <w:rPr>
-          <w:b/>
-          <w:bCs/>
-        </w:rPr>
-        <w:t xml:space="preserve">Non-PASS states (honest §11.4.45):</w:t>
+        <w:t xml:space="preserve">Login-form clipboard buttons</w:t>
+      </w:r>
+      <w:r>
+        <w:t xml:space="preserve"> </w:t>
+      </w:r>
+      <w:r>
+        <w:t xml:space="preserve">(commit</w:t>
+      </w:r>
+      <w:r>
+        <w:t xml:space="preserve"> </w:t>
+      </w:r>
+      <w:r>
+        <w:rPr>
+          <w:rStyle w:val="VerbatimChar"/>
+        </w:rPr>
+        <w:t xml:space="preserve">8351e4c</w:t>
+      </w:r>
+      <w:r>
+        <w:t xml:space="preserve">) —</w:t>
+      </w:r>
+      <w:r>
+        <w:t xml:space="preserve"> </w:t>
+      </w:r>
+      <w:r>
+        <w:rPr>
+          <w:rStyle w:val="VerbatimChar"/>
+        </w:rPr>
+        <w:t xml:space="preserve">services/auth_gate/assets/login_enhance.js</w:t>
+      </w:r>
+    </w:p>
+    <w:p>
+      <w:pPr>
+        <w:pStyle w:val="Compact"/>
+        <w:numPr>
+          <w:ilvl w:val="1"/>
+          <w:numId w:val="1004"/>
+        </w:numPr>
+      </w:pPr>
+      <w:r>
+        <w:rPr>
+          <w:rStyle w:val="VerbatimChar"/>
+        </w:rPr>
+        <w:t xml:space="preserve">server.go</w:t>
+      </w:r>
+      <w:r>
+        <w:t xml:space="preserve">;</w:t>
+      </w:r>
+      <w:r>
+        <w:t xml:space="preserve"> </w:t>
+      </w:r>
+      <w:r>
+        <w:rPr>
+          <w:rStyle w:val="VerbatimChar"/>
+        </w:rPr>
+        <w:t xml:space="preserve">login_ui_auth.sh</w:t>
+      </w:r>
+      <w:r>
+        <w:t xml:space="preserve"> </w:t>
+      </w:r>
+      <w:r>
+        <w:t xml:space="preserve">LIVE 3/3 = L1 served-page + L2 node unit 8/8</w:t>
+      </w:r>
+      <w:r>
+        <w:t xml:space="preserve"> </w:t>
+      </w:r>
+      <w:r>
+        <w:t xml:space="preserve">(</w:t>
+      </w:r>
+      <w:r>
+        <w:rPr>
+          <w:rStyle w:val="VerbatimChar"/>
+        </w:rPr>
+        <w:t xml:space="preserve">qa-results/tests/login_ui_auth/20260701T184629Z-1069432/l2_node_unit.txt</w:t>
+      </w:r>
+      <w:r>
+        <w:t xml:space="preserve">) + L3 §11.4.170</w:t>
+      </w:r>
+      <w:r>
+        <w:t xml:space="preserve"> </w:t>
+      </w:r>
+      <w:r>
+        <w:t xml:space="preserve">CDP pixel proof</w:t>
+      </w:r>
+      <w:r>
+        <w:t xml:space="preserve"> </w:t>
+      </w:r>
+      <w:r>
+        <w:rPr>
+          <w:rStyle w:val="VerbatimChar"/>
+        </w:rPr>
+        <w:t xml:space="preserve">ok:true</w:t>
+      </w:r>
+      <w:r>
+        <w:t xml:space="preserve"> </w:t>
+      </w:r>
+      <w:r>
+        <w:t xml:space="preserve">(render/labelled/non-overlap, copy→clipboard, paste→fill,</w:t>
+      </w:r>
+      <w:r>
+        <w:t xml:space="preserve"> </w:t>
+      </w:r>
+      <w:r>
+        <w:t xml:space="preserve">2-sig→picker, XSS-safe, no-auto-submit)</w:t>
+      </w:r>
+      <w:r>
+        <w:t xml:space="preserve"> </w:t>
+      </w:r>
+      <w:r>
+        <w:rPr>
+          <w:rStyle w:val="VerbatimChar"/>
+        </w:rPr>
+        <w:t xml:space="preserve">qa-results/tests/login_ui_auth/20260701T172810Z-584930/l3_visual.txt</w:t>
+      </w:r>
+      <w:r>
+        <w:t xml:space="preserve">;</w:t>
+      </w:r>
+      <w:r>
+        <w:t xml:space="preserve"> </w:t>
+      </w:r>
+      <w:r>
+        <w:rPr>
+          <w:rStyle w:val="VerbatimChar"/>
+        </w:rPr>
+        <w:t xml:space="preserve">server_login_ui_test.go</w:t>
+      </w:r>
+      <w:r>
+        <w:t xml:space="preserve"> </w:t>
+      </w:r>
+      <w:r>
+        <w:t xml:space="preserve">PASS.</w:t>
       </w:r>
     </w:p>
     <w:p>
@@ -1444,7 +1591,7 @@
         <w:pStyle w:val="Compact"/>
         <w:numPr>
           <w:ilvl w:val="0"/>
-          <w:numId w:val="1004"/>
+          <w:numId w:val="1003"/>
         </w:numPr>
       </w:pPr>
       <w:r>
@@ -1452,28 +1599,55 @@
           <w:b/>
           <w:bCs/>
         </w:rPr>
-        <w:t xml:space="preserve">PENDING</w:t>
-      </w:r>
-      <w:r>
-        <w:t xml:space="preserve"> </w:t>
-      </w:r>
-      <w:r>
-        <w:t xml:space="preserve">— login-form clipboard buttons (</w:t>
-      </w:r>
-      <w:r>
-        <w:rPr>
-          <w:rStyle w:val="VerbatimChar"/>
-        </w:rPr>
-        <w:t xml:space="preserve">assets/login_enhance.js</w:t>
-      </w:r>
-      <w:r>
-        <w:t xml:space="preserve">, source landed,</w:t>
-      </w:r>
-      <w:r>
-        <w:t xml:space="preserve"> </w:t>
-      </w:r>
-      <w:r>
-        <w:t xml:space="preserve">unvalidated); UI-driven marketplace test; edge reboot-persistence Quadlet</w:t>
+        <w:t xml:space="preserve">VS Code Dark default theme</w:t>
+      </w:r>
+      <w:r>
+        <w:t xml:space="preserve"> </w:t>
+      </w:r>
+      <w:r>
+        <w:t xml:space="preserve">(commit</w:t>
+      </w:r>
+      <w:r>
+        <w:t xml:space="preserve"> </w:t>
+      </w:r>
+      <w:r>
+        <w:rPr>
+          <w:rStyle w:val="VerbatimChar"/>
+        </w:rPr>
+        <w:t xml:space="preserve">97a8c69</w:t>
+      </w:r>
+      <w:r>
+        <w:t xml:space="preserve">) —</w:t>
+      </w:r>
+      <w:r>
+        <w:t xml:space="preserve"> </w:t>
+      </w:r>
+      <w:r>
+        <w:rPr>
+          <w:rStyle w:val="VerbatimChar"/>
+        </w:rPr>
+        <w:t xml:space="preserve">deploy/code-server/settings.default.json</w:t>
+      </w:r>
+      <w:r>
+        <w:t xml:space="preserve"> </w:t>
+      </w:r>
+      <w:r>
+        <w:t xml:space="preserve">= "Visual Studio Dark";</w:t>
+      </w:r>
+      <w:r>
+        <w:t xml:space="preserve"> </w:t>
+      </w:r>
+      <w:r>
+        <w:rPr>
+          <w:rStyle w:val="VerbatimChar"/>
+        </w:rPr>
+        <w:t xml:space="preserve">theme_default_auth.sh</w:t>
+      </w:r>
+      <w:r>
+        <w:t xml:space="preserve"> </w:t>
+      </w:r>
+      <w:r>
+        <w:t xml:space="preserve">config 3/3</w:t>
       </w:r>
       <w:r>
         <w:t xml:space="preserve"> </w:t>
@@ -1485,56 +1659,129 @@
         <w:rPr>
           <w:rStyle w:val="VerbatimChar"/>
         </w:rPr>
-        <w:t xml:space="preserve">deploy/quadlet/helixcode-caddy.container</w:t>
-      </w:r>
-      <w:r>
-        <w:t xml:space="preserve"> </w:t>
-      </w:r>
-      <w:r>
-        <w:t xml:space="preserve">+</w:t>
-      </w:r>
-      <w:r>
-        <w:t xml:space="preserve"> </w:t>
-      </w:r>
-      <w:r>
-        <w:rPr>
-          <w:rStyle w:val="VerbatimChar"/>
-        </w:rPr>
-        <w:t xml:space="preserve">scripts/install-edge-boot.sh</w:t>
-      </w:r>
-      <w:r>
-        <w:t xml:space="preserve"> </w:t>
-      </w:r>
-      <w:r>
-        <w:t xml:space="preserve">landed,</w:t>
-      </w:r>
-      <w:r>
-        <w:t xml:space="preserve"> </w:t>
-      </w:r>
-      <w:r>
-        <w:t xml:space="preserve">arm/full-reboot survival not captured);</w:t>
-      </w:r>
-      <w:r>
-        <w:t xml:space="preserve"> </w:t>
-      </w:r>
-      <w:r>
-        <w:rPr>
-          <w:b/>
-          <w:bCs/>
-        </w:rPr>
-        <w:t xml:space="preserve">all Video-confirmation</w:t>
-      </w:r>
-      <w:r>
-        <w:t xml:space="preserve"> </w:t>
-      </w:r>
-      <w:r>
-        <w:t xml:space="preserve">(no real-use video</w:t>
-      </w:r>
-      <w:r>
-        <w:t xml:space="preserve"> </w:t>
-      </w:r>
-      <w:r>
-        <w:t xml:space="preserve">corpus yet).</w:t>
+        <w:t xml:space="preserve">qa-results/tests/theme_default_auth/20260701T184655Z-1071563</w:t>
+      </w:r>
+      <w:r>
+        <w:t xml:space="preserve">) +</w:t>
+      </w:r>
+      <w:r>
+        <w:t xml:space="preserve"> </w:t>
+      </w:r>
+      <w:r>
+        <w:rPr>
+          <w:rStyle w:val="VerbatimChar"/>
+        </w:rPr>
+        <w:t xml:space="preserve">theme_visual_auth.sh</w:t>
+      </w:r>
+      <w:r>
+        <w:t xml:space="preserve">/</w:t>
+      </w:r>
+      <w:r>
+        <w:t xml:space="preserve"> </w:t>
+      </w:r>
+      <w:r>
+        <w:rPr>
+          <w:rStyle w:val="VerbatimChar"/>
+        </w:rPr>
+        <w:t xml:space="preserve">theme_visual_cdp.mjs</w:t>
+      </w:r>
+      <w:r>
+        <w:t xml:space="preserve"> </w:t>
+      </w:r>
+      <w:r>
+        <w:t xml:space="preserve">§11.4.170 rendered-pixel proof: dark meanLum</w:t>
+      </w:r>
+      <w:r>
+        <w:t xml:space="preserve"> </w:t>
+      </w:r>
+      <w:r>
+        <w:rPr>
+          <w:b/>
+          <w:bCs/>
+        </w:rPr>
+        <w:t xml:space="preserve">44.3</w:t>
+      </w:r>
+      <w:r>
+        <w:t xml:space="preserve"> </w:t>
+      </w:r>
+      <w:r>
+        <w:t xml:space="preserve">(darkFrac 0.926,</w:t>
+      </w:r>
+      <w:r>
+        <w:t xml:space="preserve"> </w:t>
+      </w:r>
+      <w:r>
+        <w:t xml:space="preserve">DOM</w:t>
+      </w:r>
+      <w:r>
+        <w:t xml:space="preserve"> </w:t>
+      </w:r>
+      <w:r>
+        <w:rPr>
+          <w:rStyle w:val="VerbatimChar"/>
+        </w:rPr>
+        <w:t xml:space="preserve">vs-dark</w:t>
+      </w:r>
+      <w:r>
+        <w:t xml:space="preserve">, bg</w:t>
+      </w:r>
+      <w:r>
+        <w:t xml:space="preserve"> </w:t>
+      </w:r>
+      <w:r>
+        <w:rPr>
+          <w:rStyle w:val="VerbatimChar"/>
+        </w:rPr>
+        <w:t xml:space="preserve">rgb(37,37,38)</w:t>
+      </w:r>
+      <w:r>
+        <w:t xml:space="preserve">)</w:t>
+      </w:r>
+      <w:r>
+        <w:t xml:space="preserve"> </w:t>
+      </w:r>
+      <w:r>
+        <w:rPr>
+          <w:rStyle w:val="VerbatimChar"/>
+        </w:rPr>
+        <w:t xml:space="preserve">…/theme_visual_auth/20260701T183729Z-1053274</w:t>
+      </w:r>
+      <w:r>
+        <w:t xml:space="preserve"> </w:t>
+      </w:r>
+      <w:r>
+        <w:t xml:space="preserve">vs RED</w:t>
+      </w:r>
+      <w:r>
+        <w:t xml:space="preserve"> </w:t>
+      </w:r>
+      <w:r>
+        <w:t xml:space="preserve">light-control meanLum</w:t>
+      </w:r>
+      <w:r>
+        <w:t xml:space="preserve"> </w:t>
+      </w:r>
+      <w:r>
+        <w:rPr>
+          <w:b/>
+          <w:bCs/>
+        </w:rPr>
+        <w:t xml:space="preserve">228.5</w:t>
+      </w:r>
+      <w:r>
+        <w:t xml:space="preserve"> </w:t>
+      </w:r>
+      <w:r>
+        <w:rPr>
+          <w:rStyle w:val="VerbatimChar"/>
+        </w:rPr>
+        <w:t xml:space="preserve">…/20260701T183816Z-1053829</w:t>
+      </w:r>
+      <w:r>
+        <w:t xml:space="preserve"> </w:t>
+      </w:r>
+      <w:r>
+        <w:t xml:space="preserve">(self-validated §11.4.107(10)).</w:t>
       </w:r>
     </w:p>
     <w:p>
@@ -1542,7 +1789,7 @@
         <w:pStyle w:val="Compact"/>
         <w:numPr>
           <w:ilvl w:val="0"/>
-          <w:numId w:val="1004"/>
+          <w:numId w:val="1003"/>
         </w:numPr>
       </w:pPr>
       <w:r>
@@ -1550,25 +1797,70 @@
           <w:b/>
           <w:bCs/>
         </w:rPr>
-        <w:t xml:space="preserve">OPERATOR-ATTENDED</w:t>
-      </w:r>
-      <w:r>
-        <w:t xml:space="preserve"> </w:t>
-      </w:r>
-      <w:r>
-        <w:t xml:space="preserve">— in-browser editing (HCA-QA-UI-001 SKIP</w:t>
-      </w:r>
-      <w:r>
-        <w:t xml:space="preserve"> </w:t>
-      </w:r>
-      <w:r>
-        <w:rPr>
-          <w:rStyle w:val="VerbatimChar"/>
-        </w:rPr>
-        <w:t xml:space="preserve">operator_attended</w:t>
-      </w:r>
-      <w:r>
-        <w:t xml:space="preserve">).</w:t>
+        <w:t xml:space="preserve">Popular-extensions matrix</w:t>
+      </w:r>
+      <w:r>
+        <w:t xml:space="preserve"> </w:t>
+      </w:r>
+      <w:r>
+        <w:t xml:space="preserve">(commit</w:t>
+      </w:r>
+      <w:r>
+        <w:t xml:space="preserve"> </w:t>
+      </w:r>
+      <w:r>
+        <w:rPr>
+          <w:rStyle w:val="VerbatimChar"/>
+        </w:rPr>
+        <w:t xml:space="preserve">97a8c69</w:t>
+      </w:r>
+      <w:r>
+        <w:t xml:space="preserve">) —</w:t>
+      </w:r>
+      <w:r>
+        <w:t xml:space="preserve"> </w:t>
+      </w:r>
+      <w:r>
+        <w:rPr>
+          <w:rStyle w:val="VerbatimChar"/>
+        </w:rPr>
+        <w:t xml:space="preserve">extensions_popular_auth.sh</w:t>
+      </w:r>
+      <w:r>
+        <w:t xml:space="preserve">; install</w:t>
+      </w:r>
+      <w:r>
+        <w:t xml:space="preserve"> </w:t>
+      </w:r>
+      <w:r>
+        <w:t xml:space="preserve">proven live 4/5</w:t>
+      </w:r>
+      <w:r>
+        <w:t xml:space="preserve"> </w:t>
+      </w:r>
+      <w:r>
+        <w:rPr>
+          <w:rStyle w:val="VerbatimChar"/>
+        </w:rPr>
+        <w:t xml:space="preserve">…/extensions_popular_auth/20260701T181018Z-855046/p1_install.txt</w:t>
+      </w:r>
+      <w:r>
+        <w:t xml:space="preserve"> </w:t>
+      </w:r>
+      <w:r>
+        <w:t xml:space="preserve">(+ direct</w:t>
+      </w:r>
+      <w:r>
+        <w:t xml:space="preserve"> </w:t>
+      </w:r>
+      <w:r>
+        <w:t xml:space="preserve">8-ext probe) + config round-trip OK; MS-proprietary honestly ABSENT from Open VSX (§11.4.112);</w:t>
+      </w:r>
+      <w:r>
+        <w:t xml:space="preserve"> </w:t>
+      </w:r>
+      <w:r>
+        <w:t xml:space="preserve">install/persist steps network-gated (Open-VSX-unreachable runs install 0 = honest network-SKIP).</w:t>
       </w:r>
     </w:p>
     <w:p>
@@ -1576,7 +1868,7 @@
         <w:pStyle w:val="Compact"/>
         <w:numPr>
           <w:ilvl w:val="0"/>
-          <w:numId w:val="1004"/>
+          <w:numId w:val="1003"/>
         </w:numPr>
       </w:pPr>
       <w:r>
@@ -1584,28 +1876,103 @@
           <w:b/>
           <w:bCs/>
         </w:rPr>
-        <w:t xml:space="preserve">OPERATOR-BLOCKED</w:t>
-      </w:r>
-      <w:r>
-        <w:t xml:space="preserve"> </w:t>
-      </w:r>
-      <w:r>
-        <w:t xml:space="preserve">— loopback firewall apply (</w:t>
-      </w:r>
-      <w:r>
-        <w:rPr>
-          <w:rStyle w:val="VerbatimChar"/>
-        </w:rPr>
-        <w:t xml:space="preserve">harden-loopback.sh --apply</w:t>
-      </w:r>
-      <w:r>
-        <w:t xml:space="preserve">, root);</w:t>
-      </w:r>
-      <w:r>
-        <w:t xml:space="preserve"> </w:t>
-      </w:r>
-      <w:r>
-        <w:t xml:space="preserve">real public Let's Encrypt (public domain / DNS-01).</w:t>
+        <w:t xml:space="preserve">UI-driven marketplace journey</w:t>
+      </w:r>
+      <w:r>
+        <w:t xml:space="preserve"> </w:t>
+      </w:r>
+      <w:r>
+        <w:t xml:space="preserve">(commit</w:t>
+      </w:r>
+      <w:r>
+        <w:t xml:space="preserve"> </w:t>
+      </w:r>
+      <w:r>
+        <w:rPr>
+          <w:rStyle w:val="VerbatimChar"/>
+        </w:rPr>
+        <w:t xml:space="preserve">8351e4c</w:t>
+      </w:r>
+      <w:r>
+        <w:t xml:space="preserve">) —</w:t>
+      </w:r>
+      <w:r>
+        <w:t xml:space="preserve"> </w:t>
+      </w:r>
+      <w:r>
+        <w:rPr>
+          <w:rStyle w:val="VerbatimChar"/>
+        </w:rPr>
+        <w:t xml:space="preserve">extensions_ui_auth.sh</w:t>
+      </w:r>
+      <w:r>
+        <w:t xml:space="preserve"> </w:t>
+      </w:r>
+      <w:r>
+        <w:t xml:space="preserve">(§11.4.48);</w:t>
+      </w:r>
+      <w:r>
+        <w:t xml:space="preserve"> </w:t>
+      </w:r>
+      <w:r>
+        <w:t xml:space="preserve">headless Chromium opens Extensions view → searches Open VSX (rendered</w:t>
+      </w:r>
+      <w:r>
+        <w:t xml:space="preserve"> </w:t>
+      </w:r>
+      <w:r>
+        <w:rPr>
+          <w:rStyle w:val="VerbatimChar"/>
+        </w:rPr>
+        <w:t xml:space="preserve">u3_search_results.png</w:t>
+      </w:r>
+      <w:r>
+        <w:t xml:space="preserve">)</w:t>
+      </w:r>
+      <w:r>
+        <w:t xml:space="preserve"> </w:t>
+      </w:r>
+      <w:r>
+        <w:t xml:space="preserve">→ clicks the real Install button</w:t>
+      </w:r>
+      <w:r>
+        <w:t xml:space="preserve"> </w:t>
+      </w:r>
+      <w:r>
+        <w:rPr>
+          <w:rStyle w:val="VerbatimChar"/>
+        </w:rPr>
+        <w:t xml:space="preserve">qa-results/tests/extensions_ui_auth/20260701T171228Z-232181</w:t>
+      </w:r>
+      <w:r>
+        <w:t xml:space="preserve"> </w:t>
+      </w:r>
+      <w:r>
+        <w:t xml:space="preserve">(5/1); install-completion is an honest operator_attended SKIP (headless cross-origin Open VSX</w:t>
+      </w:r>
+      <w:r>
+        <w:t xml:space="preserve"> </w:t>
+      </w:r>
+      <w:r>
+        <w:rPr>
+          <w:rStyle w:val="VerbatimChar"/>
+        </w:rPr>
+        <w:t xml:space="preserve">net::ERR_ABORTED</w:t>
+      </w:r>
+      <w:r>
+        <w:t xml:space="preserve">), autonomous on-disk proof = CLI sibling</w:t>
+      </w:r>
+      <w:r>
+        <w:t xml:space="preserve"> </w:t>
+      </w:r>
+      <w:r>
+        <w:rPr>
+          <w:rStyle w:val="VerbatimChar"/>
+        </w:rPr>
+        <w:t xml:space="preserve">extensions_auth</w:t>
+      </w:r>
+      <w:r>
+        <w:t xml:space="preserve">.</w:t>
       </w:r>
     </w:p>
     <w:p>
@@ -1613,7 +1980,401 @@
         <w:pStyle w:val="Compact"/>
         <w:numPr>
           <w:ilvl w:val="0"/>
-          <w:numId w:val="1004"/>
+          <w:numId w:val="1003"/>
+        </w:numPr>
+      </w:pPr>
+      <w:r>
+        <w:rPr>
+          <w:b/>
+          <w:bCs/>
+        </w:rPr>
+        <w:t xml:space="preserve">Caddy edge</w:t>
+      </w:r>
+      <w:r>
+        <w:t xml:space="preserve"> </w:t>
+      </w:r>
+      <w:r>
+        <w:t xml:space="preserve">—</w:t>
+      </w:r>
+      <w:r>
+        <w:t xml:space="preserve"> </w:t>
+      </w:r>
+      <w:r>
+        <w:rPr>
+          <w:rStyle w:val="VerbatimChar"/>
+        </w:rPr>
+        <w:t xml:space="preserve">deploy/Caddyfile</w:t>
+      </w:r>
+      <w:r>
+        <w:t xml:space="preserve">,</w:t>
+      </w:r>
+      <w:r>
+        <w:t xml:space="preserve"> </w:t>
+      </w:r>
+      <w:r>
+        <w:rPr>
+          <w:rStyle w:val="VerbatimChar"/>
+        </w:rPr>
+        <w:t xml:space="preserve">deploy/caddy/Dockerfile</w:t>
+      </w:r>
+      <w:r>
+        <w:t xml:space="preserve"> </w:t>
+      </w:r>
+      <w:r>
+        <w:t xml:space="preserve">(xcaddy-brotli);</w:t>
+      </w:r>
+      <w:r>
+        <w:t xml:space="preserve"> </w:t>
+      </w:r>
+      <w:r>
+        <w:t xml:space="preserve">HTTP/3+Brotli, forward_auth,</w:t>
+      </w:r>
+      <w:r>
+        <w:t xml:space="preserve"> </w:t>
+      </w:r>
+      <w:r>
+        <w:rPr>
+          <w:rStyle w:val="VerbatimChar"/>
+        </w:rPr>
+        <w:t xml:space="preserve">/proxy</w:t>
+      </w:r>
+      <w:r>
+        <w:t xml:space="preserve"> </w:t>
+      </w:r>
+      <w:r>
+        <w:t xml:space="preserve">403,</w:t>
+      </w:r>
+      <w:r>
+        <w:t xml:space="preserve"> </w:t>
+      </w:r>
+      <w:r>
+        <w:rPr>
+          <w:rStyle w:val="VerbatimChar"/>
+        </w:rPr>
+        <w:t xml:space="preserve">X-Helix-User</w:t>
+      </w:r>
+      <w:r>
+        <w:t xml:space="preserve"> </w:t>
+      </w:r>
+      <w:r>
+        <w:t xml:space="preserve">strip; security_auth 5/5,</w:t>
+      </w:r>
+      <w:r>
+        <w:t xml:space="preserve"> </w:t>
+      </w:r>
+      <w:r>
+        <w:t xml:space="preserve">benchmark_auth 4/4.</w:t>
+      </w:r>
+      <w:r>
+        <w:t xml:space="preserve"> </w:t>
+      </w:r>
+      <w:r>
+        <w:rPr>
+          <w:b/>
+          <w:bCs/>
+        </w:rPr>
+        <w:t xml:space="preserve">Boot-persistent (LIVE):</w:t>
+      </w:r>
+      <w:r>
+        <w:t xml:space="preserve"> </w:t>
+      </w:r>
+      <w:r>
+        <w:t xml:space="preserve">rootless Quadlet</w:t>
+      </w:r>
+      <w:r>
+        <w:t xml:space="preserve"> </w:t>
+      </w:r>
+      <w:r>
+        <w:rPr>
+          <w:rStyle w:val="VerbatimChar"/>
+        </w:rPr>
+        <w:t xml:space="preserve">deploy/quadlet/helixcode-caddy.container</w:t>
+      </w:r>
+      <w:r>
+        <w:t xml:space="preserve"> </w:t>
+      </w:r>
+      <w:r>
+        <w:t xml:space="preserve">→</w:t>
+      </w:r>
+      <w:r>
+        <w:t xml:space="preserve"> </w:t>
+      </w:r>
+      <w:r>
+        <w:rPr>
+          <w:rStyle w:val="VerbatimChar"/>
+        </w:rPr>
+        <w:t xml:space="preserve">helixcode-caddy.service</w:t>
+      </w:r>
+      <w:r>
+        <w:t xml:space="preserve"> </w:t>
+      </w:r>
+      <w:r>
+        <w:rPr>
+          <w:rStyle w:val="VerbatimChar"/>
+        </w:rPr>
+        <w:t xml:space="preserve">active (running)</w:t>
+      </w:r>
+      <w:r>
+        <w:t xml:space="preserve">,</w:t>
+      </w:r>
+      <w:r>
+        <w:t xml:space="preserve"> </w:t>
+      </w:r>
+      <w:r>
+        <w:rPr>
+          <w:rStyle w:val="VerbatimChar"/>
+        </w:rPr>
+        <w:t xml:space="preserve">Linger=yes</w:t>
+      </w:r>
+      <w:r>
+        <w:t xml:space="preserve">, survives session crashes; edge answers HTTPS</w:t>
+      </w:r>
+      <w:r>
+        <w:t xml:space="preserve"> </w:t>
+      </w:r>
+      <w:r>
+        <w:rPr>
+          <w:rStyle w:val="VerbatimChar"/>
+        </w:rPr>
+        <w:t xml:space="preserve">:52443</w:t>
+      </w:r>
+      <w:r>
+        <w:t xml:space="preserve">.</w:t>
+      </w:r>
+    </w:p>
+    <w:p>
+      <w:pPr>
+        <w:pStyle w:val="FirstParagraph"/>
+      </w:pPr>
+      <w:r>
+        <w:rPr>
+          <w:b/>
+          <w:bCs/>
+        </w:rPr>
+        <w:t xml:space="preserve">Non-PASS states (honest §11.4.45):</w:t>
+      </w:r>
+    </w:p>
+    <w:p>
+      <w:pPr>
+        <w:pStyle w:val="Compact"/>
+        <w:numPr>
+          <w:ilvl w:val="0"/>
+          <w:numId w:val="1005"/>
+        </w:numPr>
+      </w:pPr>
+      <w:r>
+        <w:rPr>
+          <w:b/>
+          <w:bCs/>
+        </w:rPr>
+        <w:t xml:space="preserve">PENDING</w:t>
+      </w:r>
+      <w:r>
+        <w:t xml:space="preserve"> </w:t>
+      </w:r>
+      <w:r>
+        <w:t xml:space="preserve">—</w:t>
+      </w:r>
+      <w:r>
+        <w:t xml:space="preserve"> </w:t>
+      </w:r>
+      <w:r>
+        <w:rPr>
+          <w:b/>
+          <w:bCs/>
+        </w:rPr>
+        <w:t xml:space="preserve">all Video-confirmation</w:t>
+      </w:r>
+      <w:r>
+        <w:t xml:space="preserve"> </w:t>
+      </w:r>
+      <w:r>
+        <w:t xml:space="preserve">(no real-use video corpus yet; every row's</w:t>
+      </w:r>
+      <w:r>
+        <w:t xml:space="preserve"> </w:t>
+      </w:r>
+      <w:r>
+        <w:t xml:space="preserve">Video-confirmation is PENDING by design — PASS verdicts rest on the cited</w:t>
+      </w:r>
+      <w:r>
+        <w:t xml:space="preserve"> </w:t>
+      </w:r>
+      <w:r>
+        <w:rPr>
+          <w:rStyle w:val="VerbatimChar"/>
+        </w:rPr>
+        <w:t xml:space="preserve">qa-results/**</w:t>
+      </w:r>
+      <w:r>
+        <w:t xml:space="preserve"> </w:t>
+      </w:r>
+      <w:r>
+        <w:t xml:space="preserve">captured artefacts, not video, §11.4.6/§11.4.107). NOTE (§11.4.6): the §11.4.170 CDP</w:t>
+      </w:r>
+      <w:r>
+        <w:t xml:space="preserve"> </w:t>
+      </w:r>
+      <w:r>
+        <w:t xml:space="preserve">pixel proofs (login buttons, dark theme) are cited to the runs where the driver reported</w:t>
+      </w:r>
+      <w:r>
+        <w:t xml:space="preserve"> </w:t>
+      </w:r>
+      <w:r>
+        <w:rPr>
+          <w:rStyle w:val="VerbatimChar"/>
+        </w:rPr>
+        <w:t xml:space="preserve">ok:true</w:t>
+      </w:r>
+      <w:r>
+        <w:t xml:space="preserve">/rc=0; the</w:t>
+      </w:r>
+      <w:r>
+        <w:t xml:space="preserve"> </w:t>
+      </w:r>
+      <w:r>
+        <w:rPr>
+          <w:b/>
+          <w:bCs/>
+        </w:rPr>
+        <w:t xml:space="preserve">latest</w:t>
+      </w:r>
+      <w:r>
+        <w:t xml:space="preserve"> </w:t>
+      </w:r>
+      <w:r>
+        <w:rPr>
+          <w:rStyle w:val="VerbatimChar"/>
+        </w:rPr>
+        <w:t xml:space="preserve">login_ui_auth</w:t>
+      </w:r>
+      <w:r>
+        <w:t xml:space="preserve"> </w:t>
+      </w:r>
+      <w:r>
+        <w:t xml:space="preserve">L3 and</w:t>
+      </w:r>
+      <w:r>
+        <w:t xml:space="preserve"> </w:t>
+      </w:r>
+      <w:r>
+        <w:rPr>
+          <w:rStyle w:val="VerbatimChar"/>
+        </w:rPr>
+        <w:t xml:space="preserve">theme_visual_auth</w:t>
+      </w:r>
+      <w:r>
+        <w:t xml:space="preserve"> </w:t>
+      </w:r>
+      <w:r>
+        <w:t xml:space="preserve">runs honestly</w:t>
+      </w:r>
+      <w:r>
+        <w:t xml:space="preserve"> </w:t>
+      </w:r>
+      <w:r>
+        <w:t xml:space="preserve">SKIPPED on a Chromium</w:t>
+      </w:r>
+      <w:r>
+        <w:t xml:space="preserve"> </w:t>
+      </w:r>
+      <w:r>
+        <w:rPr>
+          <w:rStyle w:val="VerbatimChar"/>
+        </w:rPr>
+        <w:t xml:space="preserve">captureScreenshot</w:t>
+      </w:r>
+      <w:r>
+        <w:t xml:space="preserve"> </w:t>
+      </w:r>
+      <w:r>
+        <w:t xml:space="preserve">timeout / workbench-never-rendered — a skipped</w:t>
+      </w:r>
+      <w:r>
+        <w:t xml:space="preserve"> </w:t>
+      </w:r>
+      <w:r>
+        <w:t xml:space="preserve">CDP run is never counted as the pixel-proof PASS.</w:t>
+      </w:r>
+    </w:p>
+    <w:p>
+      <w:pPr>
+        <w:pStyle w:val="Compact"/>
+        <w:numPr>
+          <w:ilvl w:val="0"/>
+          <w:numId w:val="1005"/>
+        </w:numPr>
+      </w:pPr>
+      <w:r>
+        <w:rPr>
+          <w:b/>
+          <w:bCs/>
+        </w:rPr>
+        <w:t xml:space="preserve">OPERATOR-ATTENDED</w:t>
+      </w:r>
+      <w:r>
+        <w:t xml:space="preserve"> </w:t>
+      </w:r>
+      <w:r>
+        <w:t xml:space="preserve">— in-browser editing (HCA-QA-UI-001 SKIP</w:t>
+      </w:r>
+      <w:r>
+        <w:t xml:space="preserve"> </w:t>
+      </w:r>
+      <w:r>
+        <w:rPr>
+          <w:rStyle w:val="VerbatimChar"/>
+        </w:rPr>
+        <w:t xml:space="preserve">operator_attended</w:t>
+      </w:r>
+      <w:r>
+        <w:t xml:space="preserve">).</w:t>
+      </w:r>
+    </w:p>
+    <w:p>
+      <w:pPr>
+        <w:pStyle w:val="Compact"/>
+        <w:numPr>
+          <w:ilvl w:val="0"/>
+          <w:numId w:val="1005"/>
+        </w:numPr>
+      </w:pPr>
+      <w:r>
+        <w:rPr>
+          <w:b/>
+          <w:bCs/>
+        </w:rPr>
+        <w:t xml:space="preserve">OPERATOR-BLOCKED</w:t>
+      </w:r>
+      <w:r>
+        <w:t xml:space="preserve"> </w:t>
+      </w:r>
+      <w:r>
+        <w:t xml:space="preserve">— loopback firewall apply (</w:t>
+      </w:r>
+      <w:r>
+        <w:rPr>
+          <w:rStyle w:val="VerbatimChar"/>
+        </w:rPr>
+        <w:t xml:space="preserve">harden-loopback.sh --apply</w:t>
+      </w:r>
+      <w:r>
+        <w:t xml:space="preserve">, root);</w:t>
+      </w:r>
+      <w:r>
+        <w:t xml:space="preserve"> </w:t>
+      </w:r>
+      <w:r>
+        <w:t xml:space="preserve">real public Let's Encrypt (public domain / DNS-01).</w:t>
+      </w:r>
+    </w:p>
+    <w:p>
+      <w:pPr>
+        <w:pStyle w:val="Compact"/>
+        <w:numPr>
+          <w:ilvl w:val="0"/>
+          <w:numId w:val="1005"/>
         </w:numPr>
       </w:pPr>
       <w:r>
@@ -2089,6 +2850,9 @@
     <w:abstractNumId w:val="991"/>
   </w:num>
   <w:num w:numId="1004">
+    <w:abstractNumId w:val="991"/>
+  </w:num>
+  <w:num w:numId="1005">
     <w:abstractNumId w:val="991"/>
   </w:num>
 </w:numbering>
